--- a/standards/PLSQL_Standards.docx
+++ b/standards/PLSQL_Standards.docx
@@ -164,7 +164,13 @@
           </w:tcPr>
           <w:p>
             <w:r>
-              <w:t>l_</w:t>
+              <w:t>l</w:t>
+            </w:r>
+            <w:r>
+              <w:t>v</w:t>
+            </w:r>
+            <w:r>
+              <w:t>_</w:t>
             </w:r>
           </w:p>
         </w:tc>
@@ -527,10 +533,10 @@
           <w:b/>
           <w:bCs/>
         </w:rPr>
-        <w:t>Tables:</w:t>
-      </w:r>
-      <w:r>
-        <w:t xml:space="preserve"> Plural nouns (e.g., employees, orders).</w:t>
+        <w:t>Packages:</w:t>
+      </w:r>
+      <w:r>
+        <w:t xml:space="preserve"> pkg_ followed by the functional module (e.g., pkg_order_processing).</w:t>
       </w:r>
     </w:p>
     <w:p>
@@ -545,10 +551,10 @@
           <w:b/>
           <w:bCs/>
         </w:rPr>
-        <w:t>Packages:</w:t>
-      </w:r>
-      <w:r>
-        <w:t xml:space="preserve"> pkg_ followed by the functional module (e.g., pkg_order_processing).</w:t>
+        <w:t>File Architecture:</w:t>
+      </w:r>
+      <w:r>
+        <w:t xml:space="preserve"> Store package specifications and bodies in separate files for version control segregation (e.g., pkg_orders.pks and pkg_orders.pkb).</w:t>
       </w:r>
     </w:p>
     <w:p>
@@ -559,14 +565,7 @@
         </w:numPr>
       </w:pPr>
       <w:r>
-        <w:rPr>
-          <w:b/>
-          <w:bCs/>
-        </w:rPr>
-        <w:t>File Architecture:</w:t>
-      </w:r>
-      <w:r>
-        <w:t xml:space="preserve"> Store package specifications and bodies in separate files for version control segregation (e.g., pkg_orders.pks and pkg_orders.pkb).</w:t>
+        <w:t>Explicit cursors must be closed after processing.</w:t>
       </w:r>
     </w:p>
     <w:p>
